--- a/Документы/отчет_проектно-технологическая.docx
+++ b/Документы/отчет_проектно-технологическая.docx
@@ -244,7 +244,7 @@
           </mc:Choice>
           <mc:Fallback>
             <w:pict>
-              <v:shapetype w14:anchorId="0345CAAA" id="_x0000_t32" coordsize="21600,21600" o:spt="32" o:oned="t" path="m,l21600,21600e" filled="f">
+              <v:shapetype w14:anchorId="22347C29" id="_x0000_t32" coordsize="21600,21600" o:spt="32" o:oned="t" path="m,l21600,21600e" filled="f">
                 <v:path arrowok="t" fillok="f" o:connecttype="none"/>
                 <o:lock v:ext="edit" shapetype="t"/>
               </v:shapetype>
@@ -1144,6 +1144,17 @@
     </w:p>
     <w:p>
       <w:pPr>
+        <w:shd w:val="clear" w:color="auto" w:fill="FFFFFF"/>
+        <w:spacing w:before="100" w:beforeAutospacing="1" w:after="100" w:afterAutospacing="1"/>
+        <w:rPr>
+          <w:rFonts w:ascii="Times New Roman" w:hAnsi="Times New Roman"/>
+          <w:sz w:val="24"/>
+          <w:szCs w:val="24"/>
+        </w:rPr>
+      </w:pPr>
+    </w:p>
+    <w:p>
+      <w:pPr>
         <w:spacing w:after="0" w:line="360" w:lineRule="auto"/>
         <w:jc w:val="both"/>
         <w:rPr>
@@ -1218,6 +1229,61 @@
           <w:sz w:val="24"/>
         </w:rPr>
       </w:pPr>
+      <w:r>
+        <w:rPr>
+          <w:rFonts w:ascii="Times New Roman" w:hAnsi="Times New Roman"/>
+          <w:noProof/>
+          <w:sz w:val="24"/>
+        </w:rPr>
+        <w:drawing>
+          <wp:inline distT="0" distB="0" distL="0" distR="0" wp14:anchorId="705DB220" wp14:editId="797CED37">
+            <wp:extent cx="1440000" cy="1440000"/>
+            <wp:effectExtent l="0" t="0" r="8255" b="8255"/>
+            <wp:docPr id="1101675088" name="Рисунок 2"/>
+            <wp:cNvGraphicFramePr>
+              <a:graphicFrameLocks xmlns:a="http://schemas.openxmlformats.org/drawingml/2006/main" noChangeAspect="1"/>
+            </wp:cNvGraphicFramePr>
+            <a:graphic xmlns:a="http://schemas.openxmlformats.org/drawingml/2006/main">
+              <a:graphicData uri="http://schemas.openxmlformats.org/drawingml/2006/picture">
+                <pic:pic xmlns:pic="http://schemas.openxmlformats.org/drawingml/2006/picture">
+                  <pic:nvPicPr>
+                    <pic:cNvPr id="0" name="Picture 1"/>
+                    <pic:cNvPicPr>
+                      <a:picLocks noChangeAspect="1" noChangeArrowheads="1"/>
+                    </pic:cNvPicPr>
+                  </pic:nvPicPr>
+                  <pic:blipFill>
+                    <a:blip r:embed="rId7">
+                      <a:extLst>
+                        <a:ext uri="{28A0092B-C50C-407E-A947-70E740481C1C}">
+                          <a14:useLocalDpi xmlns:a14="http://schemas.microsoft.com/office/drawing/2010/main" val="0"/>
+                        </a:ext>
+                      </a:extLst>
+                    </a:blip>
+                    <a:srcRect/>
+                    <a:stretch>
+                      <a:fillRect/>
+                    </a:stretch>
+                  </pic:blipFill>
+                  <pic:spPr bwMode="auto">
+                    <a:xfrm>
+                      <a:off x="0" y="0"/>
+                      <a:ext cx="1440000" cy="1440000"/>
+                    </a:xfrm>
+                    <a:prstGeom prst="rect">
+                      <a:avLst/>
+                    </a:prstGeom>
+                    <a:noFill/>
+                    <a:ln>
+                      <a:noFill/>
+                    </a:ln>
+                  </pic:spPr>
+                </pic:pic>
+              </a:graphicData>
+            </a:graphic>
+          </wp:inline>
+        </w:drawing>
+      </w:r>
     </w:p>
     <w:p>
       <w:pPr>
@@ -1323,6 +1389,59 @@
       <w:pPr>
         <w:jc w:val="both"/>
       </w:pPr>
+      <w:r>
+        <w:rPr>
+          <w:noProof/>
+        </w:rPr>
+        <w:drawing>
+          <wp:inline distT="0" distB="0" distL="0" distR="0" wp14:anchorId="7247CE8D" wp14:editId="1D2538DF">
+            <wp:extent cx="1440000" cy="1440000"/>
+            <wp:effectExtent l="0" t="0" r="8255" b="8255"/>
+            <wp:docPr id="341677567" name="Рисунок 4"/>
+            <wp:cNvGraphicFramePr>
+              <a:graphicFrameLocks xmlns:a="http://schemas.openxmlformats.org/drawingml/2006/main" noChangeAspect="1"/>
+            </wp:cNvGraphicFramePr>
+            <a:graphic xmlns:a="http://schemas.openxmlformats.org/drawingml/2006/main">
+              <a:graphicData uri="http://schemas.openxmlformats.org/drawingml/2006/picture">
+                <pic:pic xmlns:pic="http://schemas.openxmlformats.org/drawingml/2006/picture">
+                  <pic:nvPicPr>
+                    <pic:cNvPr id="0" name="Picture 3"/>
+                    <pic:cNvPicPr>
+                      <a:picLocks noChangeAspect="1" noChangeArrowheads="1"/>
+                    </pic:cNvPicPr>
+                  </pic:nvPicPr>
+                  <pic:blipFill>
+                    <a:blip r:embed="rId8">
+                      <a:extLst>
+                        <a:ext uri="{28A0092B-C50C-407E-A947-70E740481C1C}">
+                          <a14:useLocalDpi xmlns:a14="http://schemas.microsoft.com/office/drawing/2010/main" val="0"/>
+                        </a:ext>
+                      </a:extLst>
+                    </a:blip>
+                    <a:srcRect/>
+                    <a:stretch>
+                      <a:fillRect/>
+                    </a:stretch>
+                  </pic:blipFill>
+                  <pic:spPr bwMode="auto">
+                    <a:xfrm>
+                      <a:off x="0" y="0"/>
+                      <a:ext cx="1440000" cy="1440000"/>
+                    </a:xfrm>
+                    <a:prstGeom prst="rect">
+                      <a:avLst/>
+                    </a:prstGeom>
+                    <a:noFill/>
+                    <a:ln>
+                      <a:noFill/>
+                    </a:ln>
+                  </pic:spPr>
+                </pic:pic>
+              </a:graphicData>
+            </a:graphic>
+          </wp:inline>
+        </w:drawing>
+      </w:r>
     </w:p>
     <w:p>
       <w:pPr>
@@ -1330,6 +1449,7 @@
         <w:jc w:val="both"/>
       </w:pPr>
       <w:r>
+        <w:lastRenderedPageBreak/>
         <w:t>Задание 1.3</w:t>
       </w:r>
     </w:p>
@@ -1428,7 +1548,6 @@
         <w:rPr>
           <w:color w:val="000000"/>
         </w:rPr>
-        <w:lastRenderedPageBreak/>
         <w:t>Представить в виде</w:t>
       </w:r>
       <w:r>
@@ -1478,6 +1597,62 @@
           <w:szCs w:val="20"/>
         </w:rPr>
       </w:pPr>
+      <w:r>
+        <w:rPr>
+          <w:rFonts w:ascii="Times" w:eastAsiaTheme="minorHAnsi" w:hAnsi="Times"/>
+          <w:noProof/>
+          <w:sz w:val="20"/>
+          <w:szCs w:val="20"/>
+        </w:rPr>
+        <w:drawing>
+          <wp:inline distT="0" distB="0" distL="0" distR="0" wp14:anchorId="063227C2" wp14:editId="4ACB3B16">
+            <wp:extent cx="1440000" cy="1440000"/>
+            <wp:effectExtent l="0" t="0" r="8255" b="8255"/>
+            <wp:docPr id="173606844" name="Рисунок 6"/>
+            <wp:cNvGraphicFramePr>
+              <a:graphicFrameLocks xmlns:a="http://schemas.openxmlformats.org/drawingml/2006/main" noChangeAspect="1"/>
+            </wp:cNvGraphicFramePr>
+            <a:graphic xmlns:a="http://schemas.openxmlformats.org/drawingml/2006/main">
+              <a:graphicData uri="http://schemas.openxmlformats.org/drawingml/2006/picture">
+                <pic:pic xmlns:pic="http://schemas.openxmlformats.org/drawingml/2006/picture">
+                  <pic:nvPicPr>
+                    <pic:cNvPr id="0" name="Picture 5"/>
+                    <pic:cNvPicPr>
+                      <a:picLocks noChangeAspect="1" noChangeArrowheads="1"/>
+                    </pic:cNvPicPr>
+                  </pic:nvPicPr>
+                  <pic:blipFill>
+                    <a:blip r:embed="rId9">
+                      <a:extLst>
+                        <a:ext uri="{28A0092B-C50C-407E-A947-70E740481C1C}">
+                          <a14:useLocalDpi xmlns:a14="http://schemas.microsoft.com/office/drawing/2010/main" val="0"/>
+                        </a:ext>
+                      </a:extLst>
+                    </a:blip>
+                    <a:srcRect/>
+                    <a:stretch>
+                      <a:fillRect/>
+                    </a:stretch>
+                  </pic:blipFill>
+                  <pic:spPr bwMode="auto">
+                    <a:xfrm>
+                      <a:off x="0" y="0"/>
+                      <a:ext cx="1440000" cy="1440000"/>
+                    </a:xfrm>
+                    <a:prstGeom prst="rect">
+                      <a:avLst/>
+                    </a:prstGeom>
+                    <a:noFill/>
+                    <a:ln>
+                      <a:noFill/>
+                    </a:ln>
+                  </pic:spPr>
+                </pic:pic>
+              </a:graphicData>
+            </a:graphic>
+          </wp:inline>
+        </w:drawing>
+      </w:r>
     </w:p>
     <w:p>
       <w:pPr>
@@ -1518,6 +1693,144 @@
       </w:pPr>
       <w:r>
         <w:t xml:space="preserve">Задание 2.1 </w:t>
+      </w:r>
+    </w:p>
+    <w:p>
+      <w:pPr>
+        <w:jc w:val="both"/>
+        <w:rPr>
+          <w:rFonts w:ascii="Times New Roman" w:hAnsi="Times New Roman"/>
+          <w:sz w:val="24"/>
+        </w:rPr>
+      </w:pPr>
+      <w:r>
+        <w:rPr>
+          <w:rFonts w:ascii="Times New Roman" w:hAnsi="Times New Roman"/>
+          <w:sz w:val="24"/>
+        </w:rPr>
+        <w:t>Исследовать возможности одного из популярных сервисов для разработчиков (</w:t>
+      </w:r>
+      <w:proofErr w:type="spellStart"/>
+      <w:r>
+        <w:rPr>
+          <w:rFonts w:ascii="Times New Roman" w:hAnsi="Times New Roman"/>
+          <w:sz w:val="24"/>
+        </w:rPr>
+        <w:t>GitHub</w:t>
+      </w:r>
+      <w:proofErr w:type="spellEnd"/>
+      <w:r>
+        <w:rPr>
+          <w:rFonts w:ascii="Times New Roman" w:hAnsi="Times New Roman"/>
+          <w:sz w:val="24"/>
+        </w:rPr>
+        <w:t xml:space="preserve">, </w:t>
+      </w:r>
+      <w:proofErr w:type="spellStart"/>
+      <w:r>
+        <w:rPr>
+          <w:rFonts w:ascii="Times New Roman" w:hAnsi="Times New Roman"/>
+          <w:sz w:val="24"/>
+        </w:rPr>
+        <w:t>GitLab</w:t>
+      </w:r>
+      <w:proofErr w:type="spellEnd"/>
+      <w:r>
+        <w:rPr>
+          <w:rFonts w:ascii="Times New Roman" w:hAnsi="Times New Roman"/>
+          <w:sz w:val="24"/>
+        </w:rPr>
+        <w:t>) для управления временем (тайм-менеджмента) в контексте задач разработчика.</w:t>
+      </w:r>
+    </w:p>
+    <w:p>
+      <w:pPr>
+        <w:jc w:val="both"/>
+        <w:rPr>
+          <w:rFonts w:ascii="Times New Roman" w:hAnsi="Times New Roman"/>
+          <w:sz w:val="24"/>
+        </w:rPr>
+      </w:pPr>
+      <w:r>
+        <w:rPr>
+          <w:rFonts w:ascii="Times New Roman" w:hAnsi="Times New Roman"/>
+          <w:sz w:val="24"/>
+        </w:rPr>
+        <w:t>Создать текстовый отчет с результатами анализа, продемонстрировав основные функции одного из сервисов, его достоинства и недостатки, оценить удобство и эффективность работы с ним.</w:t>
+      </w:r>
+    </w:p>
+    <w:p>
+      <w:pPr>
+        <w:jc w:val="both"/>
+        <w:rPr>
+          <w:rFonts w:ascii="Times New Roman" w:hAnsi="Times New Roman"/>
+          <w:sz w:val="24"/>
+        </w:rPr>
+      </w:pPr>
+    </w:p>
+    <w:p>
+      <w:pPr>
+        <w:jc w:val="both"/>
+        <w:rPr>
+          <w:rFonts w:ascii="Times New Roman" w:hAnsi="Times New Roman"/>
+          <w:sz w:val="24"/>
+        </w:rPr>
+      </w:pPr>
+    </w:p>
+    <w:p>
+      <w:pPr>
+        <w:jc w:val="both"/>
+        <w:rPr>
+          <w:rFonts w:ascii="Times New Roman" w:hAnsi="Times New Roman"/>
+          <w:sz w:val="24"/>
+        </w:rPr>
+      </w:pPr>
+    </w:p>
+    <w:p>
+      <w:pPr>
+        <w:jc w:val="both"/>
+        <w:rPr>
+          <w:rFonts w:ascii="Times New Roman" w:hAnsi="Times New Roman"/>
+          <w:sz w:val="24"/>
+        </w:rPr>
+      </w:pPr>
+    </w:p>
+    <w:p>
+      <w:pPr>
+        <w:jc w:val="both"/>
+        <w:rPr>
+          <w:rFonts w:ascii="Times New Roman" w:hAnsi="Times New Roman"/>
+          <w:sz w:val="24"/>
+        </w:rPr>
+      </w:pPr>
+    </w:p>
+    <w:p>
+      <w:pPr>
+        <w:jc w:val="both"/>
+        <w:rPr>
+          <w:rFonts w:ascii="Times New Roman" w:hAnsi="Times New Roman"/>
+          <w:sz w:val="24"/>
+        </w:rPr>
+      </w:pPr>
+    </w:p>
+    <w:p>
+      <w:pPr>
+        <w:spacing w:after="0" w:line="360" w:lineRule="auto"/>
+        <w:jc w:val="both"/>
+        <w:rPr>
+          <w:rFonts w:ascii="Times New Roman" w:hAnsi="Times New Roman"/>
+          <w:b/>
+          <w:sz w:val="24"/>
+        </w:rPr>
+      </w:pPr>
+      <w:r>
+        <w:rPr>
+          <w:rFonts w:ascii="Times New Roman" w:hAnsi="Times New Roman"/>
+          <w:b/>
+          <w:sz w:val="24"/>
+        </w:rPr>
+        <w:lastRenderedPageBreak/>
+        <w:t>Форма отчетности</w:t>
       </w:r>
     </w:p>
     <w:p>
@@ -1530,6 +1843,156 @@
           <w:right w:val="nil"/>
           <w:between w:val="nil"/>
         </w:pBdr>
+        <w:rPr>
+          <w:color w:val="000000"/>
+        </w:rPr>
+      </w:pPr>
+      <w:r>
+        <w:rPr>
+          <w:color w:val="000000"/>
+        </w:rPr>
+        <w:t xml:space="preserve">Текстовый </w:t>
+      </w:r>
+      <w:r>
+        <w:rPr>
+          <w:color w:val="000000"/>
+        </w:rPr>
+        <w:t xml:space="preserve">документ. </w:t>
+      </w:r>
+    </w:p>
+    <w:p>
+      <w:pPr>
+        <w:spacing w:after="0" w:line="360" w:lineRule="auto"/>
+        <w:jc w:val="both"/>
+        <w:rPr>
+          <w:rFonts w:ascii="Times New Roman" w:hAnsi="Times New Roman"/>
+          <w:sz w:val="24"/>
+        </w:rPr>
+      </w:pPr>
+      <w:r>
+        <w:rPr>
+          <w:rFonts w:ascii="Times New Roman" w:hAnsi="Times New Roman"/>
+          <w:sz w:val="24"/>
+        </w:rPr>
+        <w:t>QR-код задания (на GIT-репозиторий):</w:t>
+      </w:r>
+    </w:p>
+    <w:p>
+      <w:pPr>
+        <w:spacing w:after="0" w:line="360" w:lineRule="auto"/>
+        <w:jc w:val="both"/>
+        <w:rPr>
+          <w:rFonts w:ascii="Times New Roman" w:hAnsi="Times New Roman"/>
+          <w:sz w:val="24"/>
+        </w:rPr>
+      </w:pPr>
+      <w:r>
+        <w:rPr>
+          <w:rFonts w:ascii="Times New Roman" w:hAnsi="Times New Roman"/>
+          <w:noProof/>
+          <w:sz w:val="24"/>
+        </w:rPr>
+        <w:drawing>
+          <wp:inline distT="0" distB="0" distL="0" distR="0" wp14:anchorId="2E8D18C1" wp14:editId="3FC2FF43">
+            <wp:extent cx="1440000" cy="1440000"/>
+            <wp:effectExtent l="0" t="0" r="8255" b="8255"/>
+            <wp:docPr id="776514974" name="Рисунок 7"/>
+            <wp:cNvGraphicFramePr>
+              <a:graphicFrameLocks xmlns:a="http://schemas.openxmlformats.org/drawingml/2006/main" noChangeAspect="1"/>
+            </wp:cNvGraphicFramePr>
+            <a:graphic xmlns:a="http://schemas.openxmlformats.org/drawingml/2006/main">
+              <a:graphicData uri="http://schemas.openxmlformats.org/drawingml/2006/picture">
+                <pic:pic xmlns:pic="http://schemas.openxmlformats.org/drawingml/2006/picture">
+                  <pic:nvPicPr>
+                    <pic:cNvPr id="0" name="Picture 6"/>
+                    <pic:cNvPicPr>
+                      <a:picLocks noChangeAspect="1" noChangeArrowheads="1"/>
+                    </pic:cNvPicPr>
+                  </pic:nvPicPr>
+                  <pic:blipFill>
+                    <a:blip r:embed="rId10">
+                      <a:extLst>
+                        <a:ext uri="{28A0092B-C50C-407E-A947-70E740481C1C}">
+                          <a14:useLocalDpi xmlns:a14="http://schemas.microsoft.com/office/drawing/2010/main" val="0"/>
+                        </a:ext>
+                      </a:extLst>
+                    </a:blip>
+                    <a:srcRect/>
+                    <a:stretch>
+                      <a:fillRect/>
+                    </a:stretch>
+                  </pic:blipFill>
+                  <pic:spPr bwMode="auto">
+                    <a:xfrm>
+                      <a:off x="0" y="0"/>
+                      <a:ext cx="1440000" cy="1440000"/>
+                    </a:xfrm>
+                    <a:prstGeom prst="rect">
+                      <a:avLst/>
+                    </a:prstGeom>
+                    <a:noFill/>
+                    <a:ln>
+                      <a:noFill/>
+                    </a:ln>
+                  </pic:spPr>
+                </pic:pic>
+              </a:graphicData>
+            </a:graphic>
+          </wp:inline>
+        </w:drawing>
+      </w:r>
+    </w:p>
+    <w:p>
+      <w:pPr>
+        <w:spacing w:after="0" w:line="240" w:lineRule="auto"/>
+        <w:jc w:val="both"/>
+        <w:rPr>
+          <w:rFonts w:ascii="Times New Roman" w:eastAsiaTheme="minorHAnsi" w:hAnsi="Times New Roman"/>
+          <w:color w:val="000000"/>
+          <w:sz w:val="24"/>
+          <w:szCs w:val="24"/>
+          <w:lang w:eastAsia="ru-RU"/>
+        </w:rPr>
+      </w:pPr>
+      <w:r>
+        <w:rPr>
+          <w:rFonts w:ascii="Times New Roman" w:eastAsiaTheme="minorHAnsi" w:hAnsi="Times New Roman"/>
+          <w:color w:val="000000"/>
+          <w:sz w:val="24"/>
+          <w:szCs w:val="24"/>
+          <w:lang w:eastAsia="ru-RU"/>
+        </w:rPr>
+        <w:t>_____________________________________________________________________________</w:t>
+      </w:r>
+    </w:p>
+    <w:p>
+      <w:pPr>
+        <w:spacing w:after="0" w:line="240" w:lineRule="auto"/>
+        <w:jc w:val="both"/>
+        <w:rPr>
+          <w:rFonts w:ascii="Times New Roman" w:eastAsiaTheme="minorHAnsi" w:hAnsi="Times New Roman"/>
+          <w:color w:val="000000"/>
+          <w:sz w:val="24"/>
+          <w:szCs w:val="24"/>
+          <w:lang w:eastAsia="ru-RU"/>
+        </w:rPr>
+      </w:pPr>
+    </w:p>
+    <w:p>
+      <w:pPr>
+        <w:pStyle w:val="2"/>
+        <w:jc w:val="both"/>
+      </w:pPr>
+      <w:r>
+        <w:t>Задание 2.2</w:t>
+      </w:r>
+      <w:r>
+        <w:t xml:space="preserve"> </w:t>
+      </w:r>
+    </w:p>
+    <w:p>
+      <w:pPr>
+        <w:pStyle w:val="11"/>
         <w:tabs>
           <w:tab w:val="left" w:pos="560"/>
           <w:tab w:val="left" w:pos="1120"/>
@@ -1544,6 +2007,7 @@
           <w:tab w:val="left" w:pos="6160"/>
           <w:tab w:val="left" w:pos="6720"/>
         </w:tabs>
+        <w:spacing w:after="200" w:line="276" w:lineRule="auto"/>
         <w:jc w:val="both"/>
         <w:rPr>
           <w:color w:val="000000"/>
@@ -1553,19 +2017,225 @@
         <w:rPr>
           <w:color w:val="000000"/>
         </w:rPr>
-        <w:t xml:space="preserve">Подобрать удобный для себя инструмент управления личным временем (тайм-менеджмента) и использовав его спланировать работу над заданиями практики. </w:t>
+        <w:t xml:space="preserve">На основе предоставленных материалов и рекомендаций, представленных в курсе </w:t>
+      </w:r>
+      <w:proofErr w:type="spellStart"/>
+      <w:r>
+        <w:rPr>
+          <w:color w:val="000000"/>
+        </w:rPr>
+        <w:t>Moodle</w:t>
+      </w:r>
+      <w:proofErr w:type="spellEnd"/>
+      <w:r>
+        <w:rPr>
+          <w:color w:val="000000"/>
+        </w:rPr>
+        <w:t xml:space="preserve">, необходимо настроить и развернуть среду программирования на языке </w:t>
+      </w:r>
+      <w:proofErr w:type="spellStart"/>
+      <w:r>
+        <w:rPr>
+          <w:color w:val="000000"/>
+        </w:rPr>
+        <w:t>Julia</w:t>
+      </w:r>
+      <w:proofErr w:type="spellEnd"/>
+      <w:r>
+        <w:rPr>
+          <w:color w:val="000000"/>
+        </w:rPr>
+        <w:t xml:space="preserve"> с использованием интегрированной среды разработки Visual Studio Code. После этого, используя доступные открытые источники и научные статьи, разработайте решение одной из научных задач, аналогичной той, что была продемонстрирована в </w:t>
+      </w:r>
+      <w:proofErr w:type="spellStart"/>
+      <w:r>
+        <w:rPr>
+          <w:color w:val="000000"/>
+        </w:rPr>
+        <w:t>скринкасте</w:t>
+      </w:r>
+      <w:proofErr w:type="spellEnd"/>
+      <w:r>
+        <w:rPr>
+          <w:color w:val="000000"/>
+        </w:rPr>
+        <w:t>.</w:t>
+      </w:r>
+    </w:p>
+    <w:p>
+      <w:pPr>
+        <w:spacing w:after="0" w:line="360" w:lineRule="auto"/>
+        <w:jc w:val="both"/>
+        <w:rPr>
+          <w:rFonts w:ascii="Times New Roman" w:hAnsi="Times New Roman"/>
+          <w:b/>
+          <w:sz w:val="24"/>
+        </w:rPr>
+      </w:pPr>
+      <w:r>
+        <w:rPr>
+          <w:rFonts w:ascii="Times New Roman" w:hAnsi="Times New Roman"/>
+          <w:b/>
+          <w:sz w:val="24"/>
+        </w:rPr>
+        <w:t>Форма отчетности</w:t>
+      </w:r>
+    </w:p>
+    <w:p>
+      <w:pPr>
+        <w:pStyle w:val="a5"/>
+        <w:shd w:val="clear" w:color="auto" w:fill="FFFFFF"/>
+        <w:spacing w:before="0" w:beforeAutospacing="0" w:after="0" w:afterAutospacing="0"/>
+      </w:pPr>
+      <w:r>
+        <w:t xml:space="preserve">Текстовый отчет в виде </w:t>
+      </w:r>
+      <w:proofErr w:type="spellStart"/>
+      <w:r>
+        <w:rPr>
+          <w:lang w:val="en-US"/>
+        </w:rPr>
+        <w:t>ipynb</w:t>
+      </w:r>
+      <w:proofErr w:type="spellEnd"/>
+      <w:r>
+        <w:t>-</w:t>
+      </w:r>
+      <w:r>
+        <w:t xml:space="preserve">файла </w:t>
+      </w:r>
+      <w:r>
+        <w:t>(</w:t>
+      </w:r>
+      <w:proofErr w:type="spellStart"/>
+      <w:r>
+        <w:rPr>
+          <w:lang w:val="en-US"/>
+        </w:rPr>
+        <w:t>Jupyter</w:t>
+      </w:r>
+      <w:proofErr w:type="spellEnd"/>
+      <w:r>
+        <w:t xml:space="preserve"> </w:t>
+      </w:r>
+      <w:r>
+        <w:rPr>
+          <w:lang w:val="en-US"/>
+        </w:rPr>
+        <w:t>Notebook</w:t>
+      </w:r>
+      <w:r>
+        <w:t>)</w:t>
+      </w:r>
+      <w:r>
+        <w:t xml:space="preserve"> с описанием выполненных шагов </w:t>
+      </w:r>
+    </w:p>
+    <w:p>
+      <w:pPr>
+        <w:pStyle w:val="a5"/>
+        <w:shd w:val="clear" w:color="auto" w:fill="FFFFFF"/>
+        <w:spacing w:before="0" w:beforeAutospacing="0" w:after="0" w:afterAutospacing="0"/>
+      </w:pPr>
+      <w:r>
+        <w:t>с настройкой среды и решением одной научной задачи (проекта).</w:t>
+      </w:r>
+    </w:p>
+    <w:p>
+      <w:pPr>
+        <w:spacing w:after="0" w:line="360" w:lineRule="auto"/>
+        <w:jc w:val="both"/>
+        <w:rPr>
+          <w:rFonts w:ascii="Times New Roman" w:hAnsi="Times New Roman"/>
+          <w:sz w:val="24"/>
+        </w:rPr>
+      </w:pPr>
+    </w:p>
+    <w:p>
+      <w:pPr>
+        <w:spacing w:after="0" w:line="360" w:lineRule="auto"/>
+        <w:jc w:val="both"/>
+        <w:rPr>
+          <w:rFonts w:ascii="Times New Roman" w:hAnsi="Times New Roman"/>
+          <w:sz w:val="24"/>
+        </w:rPr>
+      </w:pPr>
+      <w:r>
+        <w:rPr>
+          <w:rFonts w:ascii="Times New Roman" w:hAnsi="Times New Roman"/>
+          <w:sz w:val="24"/>
+        </w:rPr>
+        <w:t>QR-код задания (на GIT-репозиторий):</w:t>
+      </w:r>
+    </w:p>
+    <w:p>
+      <w:pPr>
+        <w:spacing w:after="0" w:line="360" w:lineRule="auto"/>
+        <w:jc w:val="both"/>
+        <w:rPr>
+          <w:rFonts w:ascii="Times New Roman" w:hAnsi="Times New Roman"/>
+          <w:sz w:val="24"/>
+        </w:rPr>
+      </w:pPr>
+      <w:r>
+        <w:rPr>
+          <w:rFonts w:ascii="Times New Roman" w:hAnsi="Times New Roman"/>
+          <w:noProof/>
+          <w:sz w:val="24"/>
+        </w:rPr>
+        <w:drawing>
+          <wp:inline distT="0" distB="0" distL="0" distR="0" wp14:anchorId="5A99DDF2" wp14:editId="3556C7BA">
+            <wp:extent cx="1440000" cy="1440000"/>
+            <wp:effectExtent l="0" t="0" r="8255" b="8255"/>
+            <wp:docPr id="1941316054" name="Рисунок 8"/>
+            <wp:cNvGraphicFramePr>
+              <a:graphicFrameLocks xmlns:a="http://schemas.openxmlformats.org/drawingml/2006/main" noChangeAspect="1"/>
+            </wp:cNvGraphicFramePr>
+            <a:graphic xmlns:a="http://schemas.openxmlformats.org/drawingml/2006/main">
+              <a:graphicData uri="http://schemas.openxmlformats.org/drawingml/2006/picture">
+                <pic:pic xmlns:pic="http://schemas.openxmlformats.org/drawingml/2006/picture">
+                  <pic:nvPicPr>
+                    <pic:cNvPr id="0" name="Picture 7"/>
+                    <pic:cNvPicPr>
+                      <a:picLocks noChangeAspect="1" noChangeArrowheads="1"/>
+                    </pic:cNvPicPr>
+                  </pic:nvPicPr>
+                  <pic:blipFill>
+                    <a:blip r:embed="rId11">
+                      <a:extLst>
+                        <a:ext uri="{28A0092B-C50C-407E-A947-70E740481C1C}">
+                          <a14:useLocalDpi xmlns:a14="http://schemas.microsoft.com/office/drawing/2010/main" val="0"/>
+                        </a:ext>
+                      </a:extLst>
+                    </a:blip>
+                    <a:srcRect/>
+                    <a:stretch>
+                      <a:fillRect/>
+                    </a:stretch>
+                  </pic:blipFill>
+                  <pic:spPr bwMode="auto">
+                    <a:xfrm>
+                      <a:off x="0" y="0"/>
+                      <a:ext cx="1440000" cy="1440000"/>
+                    </a:xfrm>
+                    <a:prstGeom prst="rect">
+                      <a:avLst/>
+                    </a:prstGeom>
+                    <a:noFill/>
+                    <a:ln>
+                      <a:noFill/>
+                    </a:ln>
+                  </pic:spPr>
+                </pic:pic>
+              </a:graphicData>
+            </a:graphic>
+          </wp:inline>
+        </w:drawing>
       </w:r>
     </w:p>
     <w:p>
       <w:pPr>
         <w:pStyle w:val="11"/>
-        <w:pBdr>
-          <w:top w:val="nil"/>
-          <w:left w:val="nil"/>
-          <w:bottom w:val="nil"/>
-          <w:right w:val="nil"/>
-          <w:between w:val="nil"/>
-        </w:pBdr>
         <w:tabs>
           <w:tab w:val="left" w:pos="560"/>
           <w:tab w:val="left" w:pos="1120"/>
@@ -1580,11 +2250,45 @@
           <w:tab w:val="left" w:pos="6160"/>
           <w:tab w:val="left" w:pos="6720"/>
         </w:tabs>
-        <w:jc w:val="both"/>
-        <w:rPr>
+        <w:spacing w:after="200" w:line="276" w:lineRule="auto"/>
+        <w:jc w:val="both"/>
+        <w:rPr>
+          <w:rFonts w:eastAsiaTheme="minorHAnsi"/>
           <w:color w:val="000000"/>
         </w:rPr>
       </w:pPr>
+      <w:r>
+        <w:rPr>
+          <w:rFonts w:eastAsiaTheme="minorHAnsi"/>
+          <w:color w:val="000000"/>
+        </w:rPr>
+        <w:t>_____________________________________________________________________________</w:t>
+      </w:r>
+    </w:p>
+    <w:p>
+      <w:pPr>
+        <w:spacing w:after="0" w:line="240" w:lineRule="auto"/>
+        <w:jc w:val="both"/>
+        <w:rPr>
+          <w:rFonts w:ascii="Times New Roman" w:eastAsiaTheme="minorHAnsi" w:hAnsi="Times New Roman"/>
+          <w:color w:val="000000"/>
+          <w:sz w:val="24"/>
+          <w:szCs w:val="24"/>
+          <w:lang w:eastAsia="ru-RU"/>
+        </w:rPr>
+      </w:pPr>
+    </w:p>
+    <w:p>
+      <w:pPr>
+        <w:pStyle w:val="2"/>
+        <w:jc w:val="both"/>
+      </w:pPr>
+      <w:r>
+        <w:t>Задание 2.3</w:t>
+      </w:r>
+      <w:r>
+        <w:t xml:space="preserve"> </w:t>
+      </w:r>
     </w:p>
     <w:p>
       <w:pPr>
@@ -1612,15 +2316,33 @@
         </w:tabs>
         <w:spacing w:after="200" w:line="276" w:lineRule="auto"/>
         <w:jc w:val="both"/>
-        <w:rPr>
-          <w:color w:val="000000"/>
-        </w:rPr>
-      </w:pPr>
-      <w:r>
-        <w:rPr>
-          <w:color w:val="000000"/>
-        </w:rPr>
-        <w:t>Отобразить результаты использования инструмента, его достоинства и недостатки, оценить удобство и эффективность работы с ним.</w:t>
+      </w:pPr>
+      <w:r>
+        <w:t xml:space="preserve">Исследовать возможности на выбор одного из клиентов для работы с </w:t>
+      </w:r>
+      <w:r>
+        <w:rPr>
+          <w:lang w:val="en-US"/>
+        </w:rPr>
+        <w:t>Git</w:t>
+      </w:r>
+      <w:r>
+        <w:t xml:space="preserve"> </w:t>
+      </w:r>
+      <w:r>
+        <w:t xml:space="preserve">при выполнении наиболее распространенных команд, продемонстрировать выполнение команд, особенности конкретного инструмента. Выбор инструмента осуществляется студентом из </w:t>
+      </w:r>
+      <w:r>
+        <w:t xml:space="preserve">предложенных </w:t>
+      </w:r>
+      <w:r>
+        <w:t xml:space="preserve">ниже </w:t>
+      </w:r>
+      <w:r>
+        <w:t>продуктов</w:t>
+      </w:r>
+      <w:r>
+        <w:t>:</w:t>
       </w:r>
     </w:p>
     <w:p>
@@ -1649,849 +2371,36 @@
         </w:tabs>
         <w:spacing w:after="200" w:line="276" w:lineRule="auto"/>
         <w:jc w:val="both"/>
-        <w:rPr>
-          <w:color w:val="000000"/>
-        </w:rPr>
-      </w:pPr>
-      <w:r>
-        <w:rPr>
+      </w:pPr>
+      <w:r>
+        <w:t xml:space="preserve">Терминал (Terminal) или Командная строка (или Command Shell </w:t>
+      </w:r>
+      <w:proofErr w:type="spellStart"/>
+      <w:r>
+        <w:t>Git</w:t>
+      </w:r>
+      <w:proofErr w:type="spellEnd"/>
+      <w:r>
+        <w:t>)</w:t>
+      </w:r>
+    </w:p>
+    <w:p>
+      <w:pPr>
+        <w:spacing w:after="0" w:line="360" w:lineRule="auto"/>
+        <w:jc w:val="both"/>
+        <w:rPr>
+          <w:rFonts w:ascii="Times New Roman" w:hAnsi="Times New Roman"/>
           <w:b/>
+          <w:sz w:val="24"/>
+        </w:rPr>
+      </w:pPr>
+      <w:r>
+        <w:rPr>
+          <w:rFonts w:ascii="Times New Roman" w:hAnsi="Times New Roman"/>
+          <w:b/>
+          <w:sz w:val="24"/>
         </w:rPr>
         <w:t>Форма отчетности</w:t>
-      </w:r>
-    </w:p>
-    <w:p>
-      <w:pPr>
-        <w:pStyle w:val="11"/>
-        <w:pBdr>
-          <w:top w:val="nil"/>
-          <w:left w:val="nil"/>
-          <w:bottom w:val="nil"/>
-          <w:right w:val="nil"/>
-          <w:between w:val="nil"/>
-        </w:pBdr>
-        <w:tabs>
-          <w:tab w:val="left" w:pos="-15"/>
-        </w:tabs>
-      </w:pPr>
-      <w:r>
-        <w:rPr>
-          <w:color w:val="000000"/>
-        </w:rPr>
-        <w:t xml:space="preserve">Текстовый документ с </w:t>
-      </w:r>
-      <w:r>
-        <w:rPr>
-          <w:color w:val="000000"/>
-        </w:rPr>
-        <w:t xml:space="preserve">описанием. </w:t>
-      </w:r>
-      <w:r>
-        <w:rPr>
-          <w:color w:val="000000"/>
-        </w:rPr>
-        <w:br/>
-      </w:r>
-      <w:r>
-        <w:t>QR-код задания (на GIT-репозиторий):</w:t>
-      </w:r>
-    </w:p>
-    <w:p>
-      <w:pPr>
-        <w:pStyle w:val="11"/>
-        <w:pBdr>
-          <w:top w:val="nil"/>
-          <w:left w:val="nil"/>
-          <w:bottom w:val="nil"/>
-          <w:right w:val="nil"/>
-          <w:between w:val="nil"/>
-        </w:pBdr>
-        <w:tabs>
-          <w:tab w:val="left" w:pos="-15"/>
-        </w:tabs>
-      </w:pPr>
-    </w:p>
-    <w:p>
-      <w:pPr>
-        <w:pStyle w:val="11"/>
-        <w:pBdr>
-          <w:top w:val="nil"/>
-          <w:left w:val="nil"/>
-          <w:bottom w:val="nil"/>
-          <w:right w:val="nil"/>
-          <w:between w:val="nil"/>
-        </w:pBdr>
-        <w:tabs>
-          <w:tab w:val="left" w:pos="-15"/>
-        </w:tabs>
-        <w:rPr>
-          <w:color w:val="000000"/>
-        </w:rPr>
-      </w:pPr>
-    </w:p>
-    <w:p>
-      <w:pPr>
-        <w:spacing w:after="0" w:line="360" w:lineRule="auto"/>
-        <w:jc w:val="both"/>
-        <w:rPr>
-          <w:rFonts w:ascii="Times New Roman" w:hAnsi="Times New Roman"/>
-          <w:sz w:val="24"/>
-        </w:rPr>
-      </w:pPr>
-    </w:p>
-    <w:p>
-      <w:pPr>
-        <w:pStyle w:val="2"/>
-        <w:jc w:val="both"/>
-      </w:pPr>
-      <w:r>
-        <w:t xml:space="preserve">Задание 2.1 </w:t>
-      </w:r>
-    </w:p>
-    <w:p>
-      <w:pPr>
-        <w:jc w:val="both"/>
-        <w:rPr>
-          <w:rFonts w:ascii="Times New Roman" w:hAnsi="Times New Roman"/>
-          <w:sz w:val="24"/>
-        </w:rPr>
-      </w:pPr>
-      <w:r>
-        <w:rPr>
-          <w:rFonts w:ascii="Times New Roman" w:hAnsi="Times New Roman"/>
-          <w:sz w:val="24"/>
-        </w:rPr>
-        <w:t>Исследовать возможности одного из популярных сервисов для разработчиков (</w:t>
-      </w:r>
-      <w:proofErr w:type="spellStart"/>
-      <w:r>
-        <w:rPr>
-          <w:rFonts w:ascii="Times New Roman" w:hAnsi="Times New Roman"/>
-          <w:sz w:val="24"/>
-        </w:rPr>
-        <w:t>GitHub</w:t>
-      </w:r>
-      <w:proofErr w:type="spellEnd"/>
-      <w:r>
-        <w:rPr>
-          <w:rFonts w:ascii="Times New Roman" w:hAnsi="Times New Roman"/>
-          <w:sz w:val="24"/>
-        </w:rPr>
-        <w:t xml:space="preserve">, </w:t>
-      </w:r>
-      <w:proofErr w:type="spellStart"/>
-      <w:r>
-        <w:rPr>
-          <w:rFonts w:ascii="Times New Roman" w:hAnsi="Times New Roman"/>
-          <w:sz w:val="24"/>
-        </w:rPr>
-        <w:t>GitLab</w:t>
-      </w:r>
-      <w:proofErr w:type="spellEnd"/>
-      <w:r>
-        <w:rPr>
-          <w:rFonts w:ascii="Times New Roman" w:hAnsi="Times New Roman"/>
-          <w:sz w:val="24"/>
-        </w:rPr>
-        <w:t>) для управления временем (тайм-менеджмента) в контексте задач разработчика.</w:t>
-      </w:r>
-    </w:p>
-    <w:p>
-      <w:pPr>
-        <w:jc w:val="both"/>
-        <w:rPr>
-          <w:rFonts w:ascii="Times New Roman" w:hAnsi="Times New Roman"/>
-          <w:sz w:val="24"/>
-        </w:rPr>
-      </w:pPr>
-      <w:r>
-        <w:rPr>
-          <w:rFonts w:ascii="Times New Roman" w:hAnsi="Times New Roman"/>
-          <w:sz w:val="24"/>
-        </w:rPr>
-        <w:t>Создать текстовый отчет с результатами анализа, продемонстрировав основные функции одного из сервисов, его достоинства и недостатки, оценить удобство и эффективность работы с ним.</w:t>
-      </w:r>
-    </w:p>
-    <w:p>
-      <w:pPr>
-        <w:spacing w:after="0" w:line="360" w:lineRule="auto"/>
-        <w:jc w:val="both"/>
-        <w:rPr>
-          <w:rFonts w:ascii="Times New Roman" w:hAnsi="Times New Roman"/>
-          <w:b/>
-          <w:sz w:val="24"/>
-        </w:rPr>
-      </w:pPr>
-      <w:r>
-        <w:rPr>
-          <w:rFonts w:ascii="Times New Roman" w:hAnsi="Times New Roman"/>
-          <w:b/>
-          <w:sz w:val="24"/>
-        </w:rPr>
-        <w:t>Форма отчетности</w:t>
-      </w:r>
-    </w:p>
-    <w:p>
-      <w:pPr>
-        <w:pStyle w:val="11"/>
-        <w:pBdr>
-          <w:top w:val="nil"/>
-          <w:left w:val="nil"/>
-          <w:bottom w:val="nil"/>
-          <w:right w:val="nil"/>
-          <w:between w:val="nil"/>
-        </w:pBdr>
-        <w:rPr>
-          <w:color w:val="000000"/>
-        </w:rPr>
-      </w:pPr>
-      <w:r>
-        <w:rPr>
-          <w:color w:val="000000"/>
-        </w:rPr>
-        <w:t xml:space="preserve">Текстовый </w:t>
-      </w:r>
-      <w:r>
-        <w:rPr>
-          <w:color w:val="000000"/>
-        </w:rPr>
-        <w:t xml:space="preserve">документ. </w:t>
-      </w:r>
-    </w:p>
-    <w:p>
-      <w:pPr>
-        <w:spacing w:after="0" w:line="360" w:lineRule="auto"/>
-        <w:jc w:val="both"/>
-        <w:rPr>
-          <w:rFonts w:ascii="Times New Roman" w:hAnsi="Times New Roman"/>
-          <w:sz w:val="24"/>
-        </w:rPr>
-      </w:pPr>
-      <w:r>
-        <w:rPr>
-          <w:rFonts w:ascii="Times New Roman" w:hAnsi="Times New Roman"/>
-          <w:sz w:val="24"/>
-        </w:rPr>
-        <w:t>QR-код задания (на GIT-репозиторий):</w:t>
-      </w:r>
-    </w:p>
-    <w:p>
-      <w:pPr>
-        <w:spacing w:after="0" w:line="240" w:lineRule="auto"/>
-        <w:jc w:val="both"/>
-        <w:rPr>
-          <w:rFonts w:ascii="Times New Roman" w:eastAsiaTheme="minorHAnsi" w:hAnsi="Times New Roman"/>
-          <w:color w:val="000000"/>
-          <w:sz w:val="24"/>
-          <w:szCs w:val="24"/>
-          <w:lang w:eastAsia="ru-RU"/>
-        </w:rPr>
-      </w:pPr>
-      <w:r>
-        <w:rPr>
-          <w:rFonts w:ascii="Times New Roman" w:eastAsiaTheme="minorHAnsi" w:hAnsi="Times New Roman"/>
-          <w:color w:val="000000"/>
-          <w:sz w:val="24"/>
-          <w:szCs w:val="24"/>
-          <w:lang w:eastAsia="ru-RU"/>
-        </w:rPr>
-        <w:t>_____________________________________________________________________________</w:t>
-      </w:r>
-    </w:p>
-    <w:p>
-      <w:pPr>
-        <w:spacing w:after="0" w:line="240" w:lineRule="auto"/>
-        <w:jc w:val="both"/>
-        <w:rPr>
-          <w:rFonts w:ascii="Times New Roman" w:eastAsiaTheme="minorHAnsi" w:hAnsi="Times New Roman"/>
-          <w:color w:val="000000"/>
-          <w:sz w:val="24"/>
-          <w:szCs w:val="24"/>
-          <w:lang w:eastAsia="ru-RU"/>
-        </w:rPr>
-      </w:pPr>
-    </w:p>
-    <w:p>
-      <w:pPr>
-        <w:pStyle w:val="2"/>
-        <w:jc w:val="both"/>
-      </w:pPr>
-      <w:r>
-        <w:t>Задание 2.2</w:t>
-      </w:r>
-      <w:r>
-        <w:t xml:space="preserve"> </w:t>
-      </w:r>
-    </w:p>
-    <w:p>
-      <w:pPr>
-        <w:pStyle w:val="11"/>
-        <w:tabs>
-          <w:tab w:val="left" w:pos="560"/>
-          <w:tab w:val="left" w:pos="1120"/>
-          <w:tab w:val="left" w:pos="1680"/>
-          <w:tab w:val="left" w:pos="2240"/>
-          <w:tab w:val="left" w:pos="2800"/>
-          <w:tab w:val="left" w:pos="3360"/>
-          <w:tab w:val="left" w:pos="3920"/>
-          <w:tab w:val="left" w:pos="4480"/>
-          <w:tab w:val="left" w:pos="5040"/>
-          <w:tab w:val="left" w:pos="5600"/>
-          <w:tab w:val="left" w:pos="6160"/>
-          <w:tab w:val="left" w:pos="6720"/>
-        </w:tabs>
-        <w:spacing w:after="200" w:line="276" w:lineRule="auto"/>
-        <w:jc w:val="both"/>
-        <w:rPr>
-          <w:color w:val="000000"/>
-        </w:rPr>
-      </w:pPr>
-      <w:r>
-        <w:rPr>
-          <w:color w:val="000000"/>
-        </w:rPr>
-        <w:t xml:space="preserve">На основе предоставленных материалов и рекомендаций, представленных в курсе </w:t>
-      </w:r>
-      <w:proofErr w:type="spellStart"/>
-      <w:r>
-        <w:rPr>
-          <w:color w:val="000000"/>
-        </w:rPr>
-        <w:t>Moodle</w:t>
-      </w:r>
-      <w:proofErr w:type="spellEnd"/>
-      <w:r>
-        <w:rPr>
-          <w:color w:val="000000"/>
-        </w:rPr>
-        <w:t xml:space="preserve">, необходимо настроить и развернуть среду программирования на языке </w:t>
-      </w:r>
-      <w:proofErr w:type="spellStart"/>
-      <w:r>
-        <w:rPr>
-          <w:color w:val="000000"/>
-        </w:rPr>
-        <w:t>Julia</w:t>
-      </w:r>
-      <w:proofErr w:type="spellEnd"/>
-      <w:r>
-        <w:rPr>
-          <w:color w:val="000000"/>
-        </w:rPr>
-        <w:t xml:space="preserve"> с использованием интегрированной среды разработки Visual Studio Code. После этого, используя доступные открытые источники и научные статьи, разработайте решение одной из научных задач, аналогичной той, что была продемонстрирована в </w:t>
-      </w:r>
-      <w:proofErr w:type="spellStart"/>
-      <w:r>
-        <w:rPr>
-          <w:color w:val="000000"/>
-        </w:rPr>
-        <w:t>скринкасте</w:t>
-      </w:r>
-      <w:proofErr w:type="spellEnd"/>
-      <w:r>
-        <w:rPr>
-          <w:color w:val="000000"/>
-        </w:rPr>
-        <w:t>.</w:t>
-      </w:r>
-    </w:p>
-    <w:p>
-      <w:pPr>
-        <w:spacing w:after="0" w:line="360" w:lineRule="auto"/>
-        <w:jc w:val="both"/>
-        <w:rPr>
-          <w:rFonts w:ascii="Times New Roman" w:hAnsi="Times New Roman"/>
-          <w:b/>
-          <w:sz w:val="24"/>
-        </w:rPr>
-      </w:pPr>
-      <w:r>
-        <w:rPr>
-          <w:rFonts w:ascii="Times New Roman" w:hAnsi="Times New Roman"/>
-          <w:b/>
-          <w:sz w:val="24"/>
-        </w:rPr>
-        <w:t>Форма отчетности</w:t>
-      </w:r>
-    </w:p>
-    <w:p>
-      <w:pPr>
-        <w:pStyle w:val="a5"/>
-        <w:shd w:val="clear" w:color="auto" w:fill="FFFFFF"/>
-        <w:spacing w:before="0" w:beforeAutospacing="0" w:after="0" w:afterAutospacing="0"/>
-      </w:pPr>
-      <w:r>
-        <w:t xml:space="preserve">Текстовый отчет в виде </w:t>
-      </w:r>
-      <w:proofErr w:type="spellStart"/>
-      <w:r>
-        <w:rPr>
-          <w:lang w:val="en-US"/>
-        </w:rPr>
-        <w:t>ipynb</w:t>
-      </w:r>
-      <w:proofErr w:type="spellEnd"/>
-      <w:r>
-        <w:t>-</w:t>
-      </w:r>
-      <w:r>
-        <w:t xml:space="preserve">файла </w:t>
-      </w:r>
-      <w:r>
-        <w:t>(</w:t>
-      </w:r>
-      <w:proofErr w:type="spellStart"/>
-      <w:r>
-        <w:rPr>
-          <w:lang w:val="en-US"/>
-        </w:rPr>
-        <w:t>Jupyter</w:t>
-      </w:r>
-      <w:proofErr w:type="spellEnd"/>
-      <w:r>
-        <w:t xml:space="preserve"> </w:t>
-      </w:r>
-      <w:r>
-        <w:rPr>
-          <w:lang w:val="en-US"/>
-        </w:rPr>
-        <w:t>Notebook</w:t>
-      </w:r>
-      <w:r>
-        <w:t>)</w:t>
-      </w:r>
-      <w:r>
-        <w:t xml:space="preserve"> с описанием выполненных шагов </w:t>
-      </w:r>
-    </w:p>
-    <w:p>
-      <w:pPr>
-        <w:pStyle w:val="a5"/>
-        <w:shd w:val="clear" w:color="auto" w:fill="FFFFFF"/>
-        <w:spacing w:before="0" w:beforeAutospacing="0" w:after="0" w:afterAutospacing="0"/>
-      </w:pPr>
-      <w:r>
-        <w:t>с настройкой среды и решением одной научной задачи (проекта).</w:t>
-      </w:r>
-    </w:p>
-    <w:p>
-      <w:pPr>
-        <w:spacing w:after="0" w:line="360" w:lineRule="auto"/>
-        <w:jc w:val="both"/>
-        <w:rPr>
-          <w:rFonts w:ascii="Times New Roman" w:hAnsi="Times New Roman"/>
-          <w:sz w:val="24"/>
-        </w:rPr>
-      </w:pPr>
-    </w:p>
-    <w:p>
-      <w:pPr>
-        <w:spacing w:after="0" w:line="360" w:lineRule="auto"/>
-        <w:jc w:val="both"/>
-        <w:rPr>
-          <w:rFonts w:ascii="Times New Roman" w:hAnsi="Times New Roman"/>
-          <w:sz w:val="24"/>
-        </w:rPr>
-      </w:pPr>
-      <w:r>
-        <w:rPr>
-          <w:rFonts w:ascii="Times New Roman" w:hAnsi="Times New Roman"/>
-          <w:sz w:val="24"/>
-        </w:rPr>
-        <w:t>QR-код задания (на GIT-репозиторий):</w:t>
-      </w:r>
-    </w:p>
-    <w:p>
-      <w:pPr>
-        <w:spacing w:after="0" w:line="360" w:lineRule="auto"/>
-        <w:jc w:val="both"/>
-        <w:rPr>
-          <w:rFonts w:ascii="Times New Roman" w:hAnsi="Times New Roman"/>
-          <w:sz w:val="24"/>
-        </w:rPr>
-      </w:pPr>
-    </w:p>
-    <w:p>
-      <w:pPr>
-        <w:pStyle w:val="2"/>
-        <w:jc w:val="both"/>
-      </w:pPr>
-      <w:r>
-        <w:t>Задание 2.2</w:t>
-      </w:r>
-      <w:r>
-        <w:t xml:space="preserve"> </w:t>
-      </w:r>
-    </w:p>
-    <w:p>
-      <w:pPr>
-        <w:pStyle w:val="11"/>
-        <w:tabs>
-          <w:tab w:val="left" w:pos="560"/>
-          <w:tab w:val="left" w:pos="1120"/>
-          <w:tab w:val="left" w:pos="1680"/>
-          <w:tab w:val="left" w:pos="2240"/>
-          <w:tab w:val="left" w:pos="2800"/>
-          <w:tab w:val="left" w:pos="3360"/>
-          <w:tab w:val="left" w:pos="3920"/>
-          <w:tab w:val="left" w:pos="4480"/>
-          <w:tab w:val="left" w:pos="5040"/>
-          <w:tab w:val="left" w:pos="5600"/>
-          <w:tab w:val="left" w:pos="6160"/>
-          <w:tab w:val="left" w:pos="6720"/>
-        </w:tabs>
-        <w:spacing w:after="200" w:line="276" w:lineRule="auto"/>
-        <w:jc w:val="both"/>
-        <w:rPr>
-          <w:rFonts w:eastAsia="Calibri"/>
-          <w:szCs w:val="22"/>
-          <w:lang w:eastAsia="en-US"/>
-        </w:rPr>
-      </w:pPr>
-      <w:r>
-        <w:rPr>
-          <w:rFonts w:eastAsia="Calibri"/>
-          <w:szCs w:val="22"/>
-          <w:lang w:eastAsia="en-US"/>
-        </w:rPr>
-        <w:t xml:space="preserve">Составьте подборку материалов, включающую аннотированные статьи и ресурсы по языку программирования </w:t>
-      </w:r>
-      <w:proofErr w:type="spellStart"/>
-      <w:r>
-        <w:rPr>
-          <w:rFonts w:eastAsia="Calibri"/>
-          <w:szCs w:val="22"/>
-          <w:lang w:eastAsia="en-US"/>
-        </w:rPr>
-        <w:t>Julia</w:t>
-      </w:r>
-      <w:proofErr w:type="spellEnd"/>
-      <w:r>
-        <w:rPr>
-          <w:rFonts w:eastAsia="Calibri"/>
-          <w:szCs w:val="22"/>
-          <w:lang w:eastAsia="en-US"/>
-        </w:rPr>
-        <w:t>, а также примеры решения различных задач на этом языке. В подборку должны быть включены выдержки из кода (борды) с соответствующими комментариями и пояснениями. Выберите одно из предложенных направлений работы и выполните его в соответствии с академическими стандартами.</w:t>
-      </w:r>
-    </w:p>
-    <w:p>
-      <w:pPr>
-        <w:spacing w:after="0" w:line="360" w:lineRule="auto"/>
-        <w:jc w:val="both"/>
-        <w:rPr>
-          <w:rFonts w:ascii="Times New Roman" w:hAnsi="Times New Roman"/>
-          <w:b/>
-          <w:sz w:val="24"/>
-        </w:rPr>
-      </w:pPr>
-      <w:r>
-        <w:rPr>
-          <w:rFonts w:ascii="Times New Roman" w:hAnsi="Times New Roman"/>
-          <w:b/>
-          <w:sz w:val="24"/>
-        </w:rPr>
-        <w:t>Форма отчетности</w:t>
-      </w:r>
-    </w:p>
-    <w:p>
-      <w:pPr>
-        <w:pStyle w:val="11"/>
-        <w:tabs>
-          <w:tab w:val="left" w:pos="560"/>
-          <w:tab w:val="left" w:pos="1120"/>
-          <w:tab w:val="left" w:pos="1680"/>
-          <w:tab w:val="left" w:pos="2240"/>
-          <w:tab w:val="left" w:pos="2800"/>
-          <w:tab w:val="left" w:pos="3360"/>
-          <w:tab w:val="left" w:pos="3920"/>
-          <w:tab w:val="left" w:pos="4480"/>
-          <w:tab w:val="left" w:pos="5040"/>
-          <w:tab w:val="left" w:pos="5600"/>
-          <w:tab w:val="left" w:pos="6160"/>
-          <w:tab w:val="left" w:pos="6720"/>
-        </w:tabs>
-        <w:spacing w:after="200"/>
-        <w:jc w:val="both"/>
-        <w:rPr>
-          <w:rFonts w:eastAsiaTheme="minorHAnsi"/>
-          <w:color w:val="000000"/>
-        </w:rPr>
-      </w:pPr>
-      <w:r>
-        <w:rPr>
-          <w:rFonts w:eastAsiaTheme="minorHAnsi"/>
-          <w:color w:val="000000"/>
-        </w:rPr>
-        <w:t>Аннотированный список статей:</w:t>
-      </w:r>
-    </w:p>
-    <w:p>
-      <w:pPr>
-        <w:pStyle w:val="11"/>
-        <w:numPr>
-          <w:ilvl w:val="0"/>
-          <w:numId w:val="14"/>
-        </w:numPr>
-        <w:tabs>
-          <w:tab w:val="left" w:pos="560"/>
-          <w:tab w:val="left" w:pos="1120"/>
-          <w:tab w:val="left" w:pos="1680"/>
-          <w:tab w:val="left" w:pos="2240"/>
-          <w:tab w:val="left" w:pos="2800"/>
-          <w:tab w:val="left" w:pos="3360"/>
-          <w:tab w:val="left" w:pos="3920"/>
-          <w:tab w:val="left" w:pos="4480"/>
-          <w:tab w:val="left" w:pos="5040"/>
-          <w:tab w:val="left" w:pos="5600"/>
-          <w:tab w:val="left" w:pos="6160"/>
-          <w:tab w:val="left" w:pos="6720"/>
-        </w:tabs>
-        <w:spacing w:after="200"/>
-        <w:jc w:val="both"/>
-        <w:rPr>
-          <w:rFonts w:eastAsiaTheme="minorHAnsi"/>
-          <w:color w:val="000000"/>
-        </w:rPr>
-      </w:pPr>
-      <w:r>
-        <w:rPr>
-          <w:rFonts w:eastAsiaTheme="minorHAnsi"/>
-          <w:color w:val="000000"/>
-        </w:rPr>
-        <w:t>название статьи</w:t>
-      </w:r>
-    </w:p>
-    <w:p>
-      <w:pPr>
-        <w:pStyle w:val="11"/>
-        <w:numPr>
-          <w:ilvl w:val="0"/>
-          <w:numId w:val="14"/>
-        </w:numPr>
-        <w:tabs>
-          <w:tab w:val="left" w:pos="560"/>
-          <w:tab w:val="left" w:pos="1120"/>
-          <w:tab w:val="left" w:pos="1680"/>
-          <w:tab w:val="left" w:pos="2240"/>
-          <w:tab w:val="left" w:pos="2800"/>
-          <w:tab w:val="left" w:pos="3360"/>
-          <w:tab w:val="left" w:pos="3920"/>
-          <w:tab w:val="left" w:pos="4480"/>
-          <w:tab w:val="left" w:pos="5040"/>
-          <w:tab w:val="left" w:pos="5600"/>
-          <w:tab w:val="left" w:pos="6160"/>
-          <w:tab w:val="left" w:pos="6720"/>
-        </w:tabs>
-        <w:spacing w:after="200"/>
-        <w:jc w:val="both"/>
-        <w:rPr>
-          <w:rFonts w:eastAsiaTheme="minorHAnsi"/>
-          <w:color w:val="000000"/>
-        </w:rPr>
-      </w:pPr>
-      <w:r>
-        <w:rPr>
-          <w:rFonts w:eastAsiaTheme="minorHAnsi"/>
-          <w:color w:val="000000"/>
-        </w:rPr>
-        <w:t>автор</w:t>
-      </w:r>
-    </w:p>
-    <w:p>
-      <w:pPr>
-        <w:pStyle w:val="11"/>
-        <w:numPr>
-          <w:ilvl w:val="0"/>
-          <w:numId w:val="14"/>
-        </w:numPr>
-        <w:tabs>
-          <w:tab w:val="left" w:pos="560"/>
-          <w:tab w:val="left" w:pos="1120"/>
-          <w:tab w:val="left" w:pos="1680"/>
-          <w:tab w:val="left" w:pos="2240"/>
-          <w:tab w:val="left" w:pos="2800"/>
-          <w:tab w:val="left" w:pos="3360"/>
-          <w:tab w:val="left" w:pos="3920"/>
-          <w:tab w:val="left" w:pos="4480"/>
-          <w:tab w:val="left" w:pos="5040"/>
-          <w:tab w:val="left" w:pos="5600"/>
-          <w:tab w:val="left" w:pos="6160"/>
-          <w:tab w:val="left" w:pos="6720"/>
-        </w:tabs>
-        <w:spacing w:after="200"/>
-        <w:jc w:val="both"/>
-        <w:rPr>
-          <w:rFonts w:eastAsiaTheme="minorHAnsi"/>
-          <w:color w:val="000000"/>
-        </w:rPr>
-      </w:pPr>
-      <w:r>
-        <w:rPr>
-          <w:rFonts w:eastAsiaTheme="minorHAnsi"/>
-          <w:color w:val="000000"/>
-        </w:rPr>
-        <w:t>ссылка на статью, оформленная с действующим ГОСТом (электронный ресурс)</w:t>
-      </w:r>
-    </w:p>
-    <w:p>
-      <w:pPr>
-        <w:pStyle w:val="11"/>
-        <w:numPr>
-          <w:ilvl w:val="0"/>
-          <w:numId w:val="14"/>
-        </w:numPr>
-        <w:tabs>
-          <w:tab w:val="left" w:pos="560"/>
-          <w:tab w:val="left" w:pos="1120"/>
-          <w:tab w:val="left" w:pos="1680"/>
-          <w:tab w:val="left" w:pos="2240"/>
-          <w:tab w:val="left" w:pos="2800"/>
-          <w:tab w:val="left" w:pos="3360"/>
-          <w:tab w:val="left" w:pos="3920"/>
-          <w:tab w:val="left" w:pos="4480"/>
-          <w:tab w:val="left" w:pos="5040"/>
-          <w:tab w:val="left" w:pos="5600"/>
-          <w:tab w:val="left" w:pos="6160"/>
-          <w:tab w:val="left" w:pos="6720"/>
-        </w:tabs>
-        <w:spacing w:after="200"/>
-        <w:jc w:val="both"/>
-        <w:rPr>
-          <w:rFonts w:eastAsiaTheme="minorHAnsi"/>
-          <w:color w:val="000000"/>
-        </w:rPr>
-      </w:pPr>
-      <w:r>
-        <w:rPr>
-          <w:rFonts w:eastAsiaTheme="minorHAnsi"/>
-          <w:color w:val="000000"/>
-        </w:rPr>
-        <w:t>краткая аннотация</w:t>
-      </w:r>
-    </w:p>
-    <w:p>
-      <w:pPr>
-        <w:pStyle w:val="11"/>
-        <w:tabs>
-          <w:tab w:val="left" w:pos="560"/>
-          <w:tab w:val="left" w:pos="1120"/>
-          <w:tab w:val="left" w:pos="1680"/>
-          <w:tab w:val="left" w:pos="2240"/>
-          <w:tab w:val="left" w:pos="2800"/>
-          <w:tab w:val="left" w:pos="3360"/>
-          <w:tab w:val="left" w:pos="3920"/>
-          <w:tab w:val="left" w:pos="4480"/>
-          <w:tab w:val="left" w:pos="5040"/>
-          <w:tab w:val="left" w:pos="5600"/>
-          <w:tab w:val="left" w:pos="6160"/>
-          <w:tab w:val="left" w:pos="6720"/>
-        </w:tabs>
-        <w:spacing w:after="200"/>
-        <w:jc w:val="both"/>
-        <w:rPr>
-          <w:rFonts w:eastAsiaTheme="minorHAnsi"/>
-          <w:color w:val="000000"/>
-        </w:rPr>
-      </w:pPr>
-    </w:p>
-    <w:p>
-      <w:pPr>
-        <w:spacing w:after="0" w:line="360" w:lineRule="auto"/>
-        <w:jc w:val="both"/>
-        <w:rPr>
-          <w:rFonts w:ascii="Times New Roman" w:hAnsi="Times New Roman"/>
-          <w:sz w:val="24"/>
-        </w:rPr>
-      </w:pPr>
-      <w:r>
-        <w:rPr>
-          <w:rFonts w:ascii="Times New Roman" w:hAnsi="Times New Roman"/>
-          <w:sz w:val="24"/>
-        </w:rPr>
-        <w:t>QR-код задания (на GIT-репозиторий):</w:t>
-      </w:r>
-    </w:p>
-    <w:p>
-      <w:pPr>
-        <w:pStyle w:val="11"/>
-        <w:tabs>
-          <w:tab w:val="left" w:pos="560"/>
-          <w:tab w:val="left" w:pos="1120"/>
-          <w:tab w:val="left" w:pos="1680"/>
-          <w:tab w:val="left" w:pos="2240"/>
-          <w:tab w:val="left" w:pos="2800"/>
-          <w:tab w:val="left" w:pos="3360"/>
-          <w:tab w:val="left" w:pos="3920"/>
-          <w:tab w:val="left" w:pos="4480"/>
-          <w:tab w:val="left" w:pos="5040"/>
-          <w:tab w:val="left" w:pos="5600"/>
-          <w:tab w:val="left" w:pos="6160"/>
-          <w:tab w:val="left" w:pos="6720"/>
-        </w:tabs>
-        <w:spacing w:after="200" w:line="276" w:lineRule="auto"/>
-        <w:jc w:val="both"/>
-        <w:rPr>
-          <w:rFonts w:eastAsiaTheme="minorHAnsi"/>
-          <w:color w:val="000000"/>
-        </w:rPr>
-      </w:pPr>
-    </w:p>
-    <w:p>
-      <w:pPr>
-        <w:pStyle w:val="11"/>
-        <w:tabs>
-          <w:tab w:val="left" w:pos="560"/>
-          <w:tab w:val="left" w:pos="1120"/>
-          <w:tab w:val="left" w:pos="1680"/>
-          <w:tab w:val="left" w:pos="2240"/>
-          <w:tab w:val="left" w:pos="2800"/>
-          <w:tab w:val="left" w:pos="3360"/>
-          <w:tab w:val="left" w:pos="3920"/>
-          <w:tab w:val="left" w:pos="4480"/>
-          <w:tab w:val="left" w:pos="5040"/>
-          <w:tab w:val="left" w:pos="5600"/>
-          <w:tab w:val="left" w:pos="6160"/>
-          <w:tab w:val="left" w:pos="6720"/>
-        </w:tabs>
-        <w:spacing w:after="200" w:line="276" w:lineRule="auto"/>
-        <w:jc w:val="both"/>
-        <w:rPr>
-          <w:rFonts w:eastAsiaTheme="minorHAnsi"/>
-          <w:color w:val="000000"/>
-        </w:rPr>
-      </w:pPr>
-      <w:r>
-        <w:rPr>
-          <w:rFonts w:eastAsiaTheme="minorHAnsi"/>
-          <w:color w:val="000000"/>
-        </w:rPr>
-        <w:t>_____________________________________________________________________________</w:t>
-      </w:r>
-    </w:p>
-    <w:p>
-      <w:pPr>
-        <w:spacing w:after="0" w:line="240" w:lineRule="auto"/>
-        <w:jc w:val="both"/>
-        <w:rPr>
-          <w:rFonts w:ascii="Times New Roman" w:eastAsiaTheme="minorHAnsi" w:hAnsi="Times New Roman"/>
-          <w:color w:val="000000"/>
-          <w:sz w:val="24"/>
-          <w:szCs w:val="24"/>
-          <w:lang w:eastAsia="ru-RU"/>
-        </w:rPr>
-      </w:pPr>
-    </w:p>
-    <w:p>
-      <w:pPr>
-        <w:pStyle w:val="2"/>
-        <w:jc w:val="both"/>
-      </w:pPr>
-      <w:r>
-        <w:t>Задание 2.3</w:t>
-      </w:r>
-      <w:r>
-        <w:t xml:space="preserve"> </w:t>
       </w:r>
     </w:p>
     <w:p>
@@ -2522,336 +2431,30 @@
         <w:jc w:val="both"/>
       </w:pPr>
       <w:r>
-        <w:t xml:space="preserve">Исследовать возможности на выбор одного из клиентов для работы с </w:t>
-      </w:r>
-      <w:r>
-        <w:rPr>
-          <w:lang w:val="en-US"/>
-        </w:rPr>
-        <w:t>Git</w:t>
-      </w:r>
-      <w:r>
-        <w:t xml:space="preserve"> </w:t>
-      </w:r>
-      <w:r>
-        <w:t xml:space="preserve">при выполнении наиболее распространенных команд, продемонстрировать выполнение команд, особенности конкретного инструмента. Выбор инструмента осуществляется студентом из </w:t>
-      </w:r>
-      <w:r>
-        <w:t xml:space="preserve">предложенных </w:t>
-      </w:r>
-      <w:r>
-        <w:t xml:space="preserve">ниже </w:t>
-      </w:r>
-      <w:r>
-        <w:t>продуктов</w:t>
-      </w:r>
-      <w:r>
-        <w:t>:</w:t>
-      </w:r>
-    </w:p>
-    <w:p>
-      <w:pPr>
-        <w:pStyle w:val="11"/>
-        <w:pBdr>
-          <w:top w:val="nil"/>
-          <w:left w:val="nil"/>
-          <w:bottom w:val="nil"/>
-          <w:right w:val="nil"/>
-          <w:between w:val="nil"/>
-        </w:pBdr>
-        <w:tabs>
-          <w:tab w:val="left" w:pos="560"/>
-          <w:tab w:val="left" w:pos="1120"/>
-          <w:tab w:val="left" w:pos="1680"/>
-          <w:tab w:val="left" w:pos="2240"/>
-          <w:tab w:val="left" w:pos="2800"/>
-          <w:tab w:val="left" w:pos="3360"/>
-          <w:tab w:val="left" w:pos="3920"/>
-          <w:tab w:val="left" w:pos="4480"/>
-          <w:tab w:val="left" w:pos="5040"/>
-          <w:tab w:val="left" w:pos="5600"/>
-          <w:tab w:val="left" w:pos="6160"/>
-          <w:tab w:val="left" w:pos="6720"/>
-        </w:tabs>
-        <w:spacing w:after="200" w:line="276" w:lineRule="auto"/>
-        <w:jc w:val="both"/>
-      </w:pPr>
-      <w:proofErr w:type="spellStart"/>
-      <w:r>
-        <w:t>GitHub</w:t>
-      </w:r>
-      <w:proofErr w:type="spellEnd"/>
-      <w:r>
-        <w:t xml:space="preserve"> Desktop</w:t>
-      </w:r>
-    </w:p>
-    <w:p>
-      <w:pPr>
-        <w:pStyle w:val="11"/>
-        <w:pBdr>
-          <w:top w:val="nil"/>
-          <w:left w:val="nil"/>
-          <w:bottom w:val="nil"/>
-          <w:right w:val="nil"/>
-          <w:between w:val="nil"/>
-        </w:pBdr>
-        <w:tabs>
-          <w:tab w:val="left" w:pos="560"/>
-          <w:tab w:val="left" w:pos="1120"/>
-          <w:tab w:val="left" w:pos="1680"/>
-          <w:tab w:val="left" w:pos="2240"/>
-          <w:tab w:val="left" w:pos="2800"/>
-          <w:tab w:val="left" w:pos="3360"/>
-          <w:tab w:val="left" w:pos="3920"/>
-          <w:tab w:val="left" w:pos="4480"/>
-          <w:tab w:val="left" w:pos="5040"/>
-          <w:tab w:val="left" w:pos="5600"/>
-          <w:tab w:val="left" w:pos="6160"/>
-          <w:tab w:val="left" w:pos="6720"/>
-        </w:tabs>
-        <w:spacing w:after="200" w:line="276" w:lineRule="auto"/>
-        <w:jc w:val="both"/>
-      </w:pPr>
-    </w:p>
-    <w:p>
-      <w:pPr>
-        <w:pStyle w:val="2"/>
-        <w:jc w:val="both"/>
-      </w:pPr>
-      <w:r>
-        <w:t>Задание 2.3</w:t>
-      </w:r>
-      <w:r>
-        <w:t xml:space="preserve"> </w:t>
-      </w:r>
-    </w:p>
-    <w:p>
-      <w:pPr>
-        <w:pStyle w:val="11"/>
-        <w:pBdr>
-          <w:top w:val="nil"/>
-          <w:left w:val="nil"/>
-          <w:bottom w:val="nil"/>
-          <w:right w:val="nil"/>
-          <w:between w:val="nil"/>
-        </w:pBdr>
-        <w:tabs>
-          <w:tab w:val="left" w:pos="560"/>
-          <w:tab w:val="left" w:pos="1120"/>
-          <w:tab w:val="left" w:pos="1680"/>
-          <w:tab w:val="left" w:pos="2240"/>
-          <w:tab w:val="left" w:pos="2800"/>
-          <w:tab w:val="left" w:pos="3360"/>
-          <w:tab w:val="left" w:pos="3920"/>
-          <w:tab w:val="left" w:pos="4480"/>
-          <w:tab w:val="left" w:pos="5040"/>
-          <w:tab w:val="left" w:pos="5600"/>
-          <w:tab w:val="left" w:pos="6160"/>
-          <w:tab w:val="left" w:pos="6720"/>
-        </w:tabs>
-        <w:spacing w:after="200" w:line="276" w:lineRule="auto"/>
-        <w:jc w:val="both"/>
-      </w:pPr>
-      <w:proofErr w:type="spellStart"/>
-      <w:r>
-        <w:t>Sourcetree</w:t>
-      </w:r>
-      <w:proofErr w:type="spellEnd"/>
-    </w:p>
-    <w:p>
-      <w:pPr>
-        <w:pStyle w:val="2"/>
-        <w:jc w:val="both"/>
-      </w:pPr>
-      <w:r>
-        <w:t>Задание 2.3</w:t>
-      </w:r>
-      <w:r>
-        <w:t xml:space="preserve"> </w:t>
-      </w:r>
-    </w:p>
-    <w:p>
-      <w:pPr>
-        <w:pStyle w:val="11"/>
-        <w:pBdr>
-          <w:top w:val="nil"/>
-          <w:left w:val="nil"/>
-          <w:bottom w:val="nil"/>
-          <w:right w:val="nil"/>
-          <w:between w:val="nil"/>
-        </w:pBdr>
-        <w:tabs>
-          <w:tab w:val="left" w:pos="560"/>
-          <w:tab w:val="left" w:pos="1120"/>
-          <w:tab w:val="left" w:pos="1680"/>
-          <w:tab w:val="left" w:pos="2240"/>
-          <w:tab w:val="left" w:pos="2800"/>
-          <w:tab w:val="left" w:pos="3360"/>
-          <w:tab w:val="left" w:pos="3920"/>
-          <w:tab w:val="left" w:pos="4480"/>
-          <w:tab w:val="left" w:pos="5040"/>
-          <w:tab w:val="left" w:pos="5600"/>
-          <w:tab w:val="left" w:pos="6160"/>
-          <w:tab w:val="left" w:pos="6720"/>
-        </w:tabs>
-        <w:spacing w:after="200" w:line="276" w:lineRule="auto"/>
-        <w:jc w:val="both"/>
-      </w:pPr>
-      <w:proofErr w:type="spellStart"/>
-      <w:r>
-        <w:t>GitKraken</w:t>
-      </w:r>
-      <w:proofErr w:type="spellEnd"/>
-    </w:p>
-    <w:p>
-      <w:pPr>
-        <w:pStyle w:val="2"/>
-        <w:jc w:val="both"/>
-      </w:pPr>
-      <w:r>
-        <w:t>Задание 2.3</w:t>
-      </w:r>
-      <w:r>
-        <w:t xml:space="preserve"> </w:t>
-      </w:r>
-    </w:p>
-    <w:p>
-      <w:pPr>
-        <w:pStyle w:val="11"/>
-        <w:pBdr>
-          <w:top w:val="nil"/>
-          <w:left w:val="nil"/>
-          <w:bottom w:val="nil"/>
-          <w:right w:val="nil"/>
-          <w:between w:val="nil"/>
-        </w:pBdr>
-        <w:tabs>
-          <w:tab w:val="left" w:pos="560"/>
-          <w:tab w:val="left" w:pos="1120"/>
-          <w:tab w:val="left" w:pos="1680"/>
-          <w:tab w:val="left" w:pos="2240"/>
-          <w:tab w:val="left" w:pos="2800"/>
-          <w:tab w:val="left" w:pos="3360"/>
-          <w:tab w:val="left" w:pos="3920"/>
-          <w:tab w:val="left" w:pos="4480"/>
-          <w:tab w:val="left" w:pos="5040"/>
-          <w:tab w:val="left" w:pos="5600"/>
-          <w:tab w:val="left" w:pos="6160"/>
-          <w:tab w:val="left" w:pos="6720"/>
-        </w:tabs>
-        <w:spacing w:after="200" w:line="276" w:lineRule="auto"/>
-        <w:jc w:val="both"/>
-      </w:pPr>
-      <w:r>
-        <w:t xml:space="preserve">Терминал (Terminal) или Командная строка (или Command Shell </w:t>
-      </w:r>
-      <w:proofErr w:type="spellStart"/>
-      <w:r>
-        <w:t>Git</w:t>
-      </w:r>
-      <w:proofErr w:type="spellEnd"/>
-      <w:r>
-        <w:t>)</w:t>
-      </w:r>
-    </w:p>
-    <w:p>
-      <w:pPr>
-        <w:pStyle w:val="2"/>
-        <w:jc w:val="both"/>
-      </w:pPr>
-      <w:r>
-        <w:t>Задание 2.3</w:t>
-      </w:r>
-      <w:r>
-        <w:t xml:space="preserve"> </w:t>
-      </w:r>
-    </w:p>
-    <w:p>
-      <w:pPr>
-        <w:pStyle w:val="11"/>
-        <w:pBdr>
-          <w:top w:val="nil"/>
-          <w:left w:val="nil"/>
-          <w:bottom w:val="nil"/>
-          <w:right w:val="nil"/>
-          <w:between w:val="nil"/>
-        </w:pBdr>
-        <w:tabs>
-          <w:tab w:val="left" w:pos="560"/>
-          <w:tab w:val="left" w:pos="1120"/>
-          <w:tab w:val="left" w:pos="1680"/>
-          <w:tab w:val="left" w:pos="2240"/>
-          <w:tab w:val="left" w:pos="2800"/>
-          <w:tab w:val="left" w:pos="3360"/>
-          <w:tab w:val="left" w:pos="3920"/>
-          <w:tab w:val="left" w:pos="4480"/>
-          <w:tab w:val="left" w:pos="5040"/>
-          <w:tab w:val="left" w:pos="5600"/>
-          <w:tab w:val="left" w:pos="6160"/>
-          <w:tab w:val="left" w:pos="6720"/>
-        </w:tabs>
-        <w:spacing w:after="200" w:line="276" w:lineRule="auto"/>
-        <w:jc w:val="both"/>
-      </w:pPr>
-      <w:r>
-        <w:t>Встроенные средства IDE</w:t>
-      </w:r>
-    </w:p>
-    <w:p>
-      <w:pPr>
-        <w:pStyle w:val="11"/>
-        <w:pBdr>
-          <w:top w:val="nil"/>
-          <w:left w:val="nil"/>
-          <w:bottom w:val="nil"/>
-          <w:right w:val="nil"/>
-          <w:between w:val="nil"/>
-        </w:pBdr>
-        <w:tabs>
-          <w:tab w:val="left" w:pos="560"/>
-          <w:tab w:val="left" w:pos="1120"/>
-          <w:tab w:val="left" w:pos="1680"/>
-          <w:tab w:val="left" w:pos="2240"/>
-          <w:tab w:val="left" w:pos="2800"/>
-          <w:tab w:val="left" w:pos="3360"/>
-          <w:tab w:val="left" w:pos="3920"/>
-          <w:tab w:val="left" w:pos="4480"/>
-          <w:tab w:val="left" w:pos="5040"/>
-          <w:tab w:val="left" w:pos="5600"/>
-          <w:tab w:val="left" w:pos="6160"/>
-          <w:tab w:val="left" w:pos="6720"/>
-        </w:tabs>
-        <w:spacing w:after="200" w:line="276" w:lineRule="auto"/>
-        <w:jc w:val="both"/>
-      </w:pPr>
-    </w:p>
-    <w:p>
-      <w:pPr>
-        <w:pStyle w:val="11"/>
-        <w:pBdr>
-          <w:top w:val="nil"/>
-          <w:left w:val="nil"/>
-          <w:bottom w:val="nil"/>
-          <w:right w:val="nil"/>
-          <w:between w:val="nil"/>
-        </w:pBdr>
-        <w:tabs>
-          <w:tab w:val="left" w:pos="560"/>
-          <w:tab w:val="left" w:pos="1120"/>
-          <w:tab w:val="left" w:pos="1680"/>
-          <w:tab w:val="left" w:pos="2240"/>
-          <w:tab w:val="left" w:pos="2800"/>
-          <w:tab w:val="left" w:pos="3360"/>
-          <w:tab w:val="left" w:pos="3920"/>
-          <w:tab w:val="left" w:pos="4480"/>
-          <w:tab w:val="left" w:pos="5040"/>
-          <w:tab w:val="left" w:pos="5600"/>
-          <w:tab w:val="left" w:pos="6160"/>
-          <w:tab w:val="left" w:pos="6720"/>
-        </w:tabs>
-        <w:spacing w:after="200" w:line="276" w:lineRule="auto"/>
-        <w:jc w:val="both"/>
-      </w:pPr>
+        <w:rPr>
+          <w:color w:val="000000"/>
+        </w:rPr>
+        <w:lastRenderedPageBreak/>
+        <w:t xml:space="preserve">Скринкаст или текстовый </w:t>
+      </w:r>
+      <w:r>
+        <w:rPr>
+          <w:color w:val="000000"/>
+        </w:rPr>
+        <w:t>документ</w:t>
+      </w:r>
+      <w:r>
+        <w:rPr>
+          <w:color w:val="000000"/>
+        </w:rPr>
+        <w:t xml:space="preserve"> с демонстрацией выполненных действий и комментариями по их выполнению</w:t>
+      </w:r>
+      <w:r>
+        <w:rPr>
+          <w:color w:val="000000"/>
+        </w:rPr>
+        <w:t xml:space="preserve">. </w:t>
+      </w:r>
     </w:p>
     <w:p>
       <w:pPr>
@@ -2859,71 +2462,15 @@
         <w:jc w:val="both"/>
         <w:rPr>
           <w:rFonts w:ascii="Times New Roman" w:hAnsi="Times New Roman"/>
-          <w:b/>
-          <w:sz w:val="24"/>
-        </w:rPr>
-      </w:pPr>
-      <w:r>
-        <w:rPr>
-          <w:rFonts w:ascii="Times New Roman" w:hAnsi="Times New Roman"/>
-          <w:b/>
-          <w:sz w:val="24"/>
-        </w:rPr>
-        <w:t>Форма отчетности</w:t>
-      </w:r>
-    </w:p>
-    <w:p>
-      <w:pPr>
-        <w:pStyle w:val="11"/>
-        <w:pBdr>
-          <w:top w:val="nil"/>
-          <w:left w:val="nil"/>
-          <w:bottom w:val="nil"/>
-          <w:right w:val="nil"/>
-          <w:between w:val="nil"/>
-        </w:pBdr>
-        <w:tabs>
-          <w:tab w:val="left" w:pos="560"/>
-          <w:tab w:val="left" w:pos="1120"/>
-          <w:tab w:val="left" w:pos="1680"/>
-          <w:tab w:val="left" w:pos="2240"/>
-          <w:tab w:val="left" w:pos="2800"/>
-          <w:tab w:val="left" w:pos="3360"/>
-          <w:tab w:val="left" w:pos="3920"/>
-          <w:tab w:val="left" w:pos="4480"/>
-          <w:tab w:val="left" w:pos="5040"/>
-          <w:tab w:val="left" w:pos="5600"/>
-          <w:tab w:val="left" w:pos="6160"/>
-          <w:tab w:val="left" w:pos="6720"/>
-        </w:tabs>
-        <w:spacing w:after="200" w:line="276" w:lineRule="auto"/>
-        <w:jc w:val="both"/>
-      </w:pPr>
-      <w:r>
-        <w:rPr>
-          <w:color w:val="000000"/>
-          <w:lang/>
-        </w:rPr>
-        <w:t xml:space="preserve">Скринкаст или текстовый </w:t>
-      </w:r>
-      <w:r>
-        <w:rPr>
-          <w:color w:val="000000"/>
-        </w:rPr>
-        <w:t>документ</w:t>
-      </w:r>
-      <w:r>
-        <w:rPr>
-          <w:color w:val="000000"/>
-          <w:lang/>
-        </w:rPr>
-        <w:t xml:space="preserve"> с демонстрацией выполненных действий и комментариями по их выполнению</w:t>
-      </w:r>
-      <w:r>
-        <w:rPr>
-          <w:color w:val="000000"/>
-        </w:rPr>
-        <w:t xml:space="preserve">. </w:t>
+          <w:sz w:val="24"/>
+        </w:rPr>
+      </w:pPr>
+      <w:r>
+        <w:rPr>
+          <w:rFonts w:ascii="Times New Roman" w:hAnsi="Times New Roman"/>
+          <w:sz w:val="24"/>
+        </w:rPr>
+        <w:t>QR-код задания (на GIT-репозиторий):</w:t>
       </w:r>
     </w:p>
     <w:p>
@@ -2938,30 +2485,58 @@
       <w:r>
         <w:rPr>
           <w:rFonts w:ascii="Times New Roman" w:hAnsi="Times New Roman"/>
-          <w:sz w:val="24"/>
-        </w:rPr>
-        <w:t>QR-код задания (на GIT-репозиторий):</w:t>
-      </w:r>
-    </w:p>
-    <w:p>
-      <w:pPr>
-        <w:spacing w:after="0" w:line="360" w:lineRule="auto"/>
-        <w:jc w:val="both"/>
-        <w:rPr>
-          <w:rFonts w:ascii="Times New Roman" w:hAnsi="Times New Roman"/>
-          <w:sz w:val="24"/>
-        </w:rPr>
-      </w:pPr>
-    </w:p>
-    <w:p>
-      <w:pPr>
-        <w:spacing w:after="0" w:line="360" w:lineRule="auto"/>
-        <w:jc w:val="both"/>
-        <w:rPr>
-          <w:rFonts w:ascii="Times New Roman" w:hAnsi="Times New Roman"/>
-          <w:sz w:val="24"/>
-        </w:rPr>
-      </w:pPr>
+          <w:noProof/>
+          <w:sz w:val="24"/>
+        </w:rPr>
+        <w:drawing>
+          <wp:inline distT="0" distB="0" distL="0" distR="0" wp14:anchorId="75431843" wp14:editId="323213F1">
+            <wp:extent cx="1440000" cy="1440000"/>
+            <wp:effectExtent l="0" t="0" r="8255" b="8255"/>
+            <wp:docPr id="709213326" name="Рисунок 9"/>
+            <wp:cNvGraphicFramePr>
+              <a:graphicFrameLocks xmlns:a="http://schemas.openxmlformats.org/drawingml/2006/main" noChangeAspect="1"/>
+            </wp:cNvGraphicFramePr>
+            <a:graphic xmlns:a="http://schemas.openxmlformats.org/drawingml/2006/main">
+              <a:graphicData uri="http://schemas.openxmlformats.org/drawingml/2006/picture">
+                <pic:pic xmlns:pic="http://schemas.openxmlformats.org/drawingml/2006/picture">
+                  <pic:nvPicPr>
+                    <pic:cNvPr id="0" name="Picture 8"/>
+                    <pic:cNvPicPr>
+                      <a:picLocks noChangeAspect="1" noChangeArrowheads="1"/>
+                    </pic:cNvPicPr>
+                  </pic:nvPicPr>
+                  <pic:blipFill>
+                    <a:blip r:embed="rId12">
+                      <a:extLst>
+                        <a:ext uri="{28A0092B-C50C-407E-A947-70E740481C1C}">
+                          <a14:useLocalDpi xmlns:a14="http://schemas.microsoft.com/office/drawing/2010/main" val="0"/>
+                        </a:ext>
+                      </a:extLst>
+                    </a:blip>
+                    <a:srcRect/>
+                    <a:stretch>
+                      <a:fillRect/>
+                    </a:stretch>
+                  </pic:blipFill>
+                  <pic:spPr bwMode="auto">
+                    <a:xfrm>
+                      <a:off x="0" y="0"/>
+                      <a:ext cx="1440000" cy="1440000"/>
+                    </a:xfrm>
+                    <a:prstGeom prst="rect">
+                      <a:avLst/>
+                    </a:prstGeom>
+                    <a:noFill/>
+                    <a:ln>
+                      <a:noFill/>
+                    </a:ln>
+                  </pic:spPr>
+                </pic:pic>
+              </a:graphicData>
+            </a:graphic>
+          </wp:inline>
+        </w:drawing>
+      </w:r>
     </w:p>
     <w:p>
       <w:pPr>
